--- a/6020222035-彭益举/中期检查报告-彭益举.docx
+++ b/6020222035-彭益举/中期检查报告-彭益举.docx
@@ -91,10 +91,10 @@
         </w:tblCellMar>
       </w:tblPr>
       <w:tblGrid>
-        <w:gridCol w:w="1667"/>
+        <w:gridCol w:w="1668"/>
         <w:gridCol w:w="2346"/>
-        <w:gridCol w:w="901"/>
-        <w:gridCol w:w="2159"/>
+        <w:gridCol w:w="900"/>
+        <w:gridCol w:w="2160"/>
         <w:gridCol w:w="900"/>
         <w:gridCol w:w="2146"/>
       </w:tblGrid>
@@ -104,7 +104,7 @@
         </w:trPr>
         <w:tc>
           <w:tcPr>
-            <w:tcW w:w="1667" w:type="dxa"/>
+            <w:tcW w:w="1668" w:type="dxa"/>
             <w:tcBorders>
               <w:top w:val="single" w:sz="4" w:space="0" w:color="000000"/>
               <w:left w:val="single" w:sz="4" w:space="0" w:color="000000"/>
@@ -116,7 +116,6 @@
           <w:p>
             <w:pPr>
               <w:pStyle w:val="Normal"/>
-              <w:widowControl w:val="false"/>
               <w:spacing w:lineRule="auto" w:line="480"/>
               <w:jc w:val="center"/>
               <w:rPr>
@@ -166,25 +165,100 @@
           </w:tcPr>
           <w:p>
             <w:pPr>
+              <w:spacing w:before="0" w:after="0" w:line="240" w:lineRule="auto"/>
+              <w:jc w:val="center"/>
+            </w:pPr>
+            <w:r/>
+            <w:r>
+              <w:rPr>
+                <w:rFonts w:ascii="Times New Roman" w:hAnsi="Times New Roman" w:eastAsia="宋体"/>
+                <w:b/>
+                <w:sz w:val="24"/>
+              </w:rPr>
+              <w:t>彭益举</w:t>
+            </w:r>
+          </w:p>
+        </w:tc>
+        <w:tc>
+          <w:tcPr>
+            <w:tcW w:w="900" w:type="dxa"/>
+            <w:tcBorders>
+              <w:top w:val="single" w:sz="4" w:space="0" w:color="000000"/>
+              <w:left w:val="single" w:sz="4" w:space="0" w:color="000000"/>
+              <w:bottom w:val="single" w:sz="4" w:space="0" w:color="000000"/>
+              <w:right w:val="single" w:sz="4" w:space="0" w:color="000000"/>
+            </w:tcBorders>
+            <w:vAlign w:val="center"/>
+          </w:tcPr>
+          <w:p>
+            <w:pPr>
               <w:pStyle w:val="Normal"/>
-              <w:widowControl w:val="false"/>
-              <w:spacing w:lineRule="auto" w:line="240" w:before="0" w:after="0"/>
-              <w:jc w:val="center"/>
-              <w:rPr/>
-            </w:pPr>
-            <w:r>
-              <w:rPr>
-                <w:rFonts w:ascii="Times New Roman" w:hAnsi="Times New Roman" w:eastAsia="宋体"/>
-                <w:b/>
-                <w:sz w:val="24"/>
-              </w:rPr>
-              <w:t>彭益举</w:t>
-            </w:r>
-          </w:p>
-        </w:tc>
-        <w:tc>
-          <w:tcPr>
-            <w:tcW w:w="901" w:type="dxa"/>
+              <w:spacing w:lineRule="auto" w:line="480"/>
+              <w:jc w:val="center"/>
+              <w:rPr>
+                <w:b/>
+                <w:b/>
+                <w:sz w:val="24"/>
+                <w:szCs w:val="24"/>
+              </w:rPr>
+            </w:pPr>
+            <w:r>
+              <w:rPr>
+                <w:b/>
+                <w:sz w:val="24"/>
+                <w:szCs w:val="24"/>
+              </w:rPr>
+              <w:t>性</w:t>
+            </w:r>
+            <w:r>
+              <w:rPr>
+                <w:rFonts w:eastAsia="Times New Roman"/>
+                <w:b/>
+                <w:sz w:val="24"/>
+                <w:szCs w:val="24"/>
+              </w:rPr>
+              <w:t xml:space="preserve"> </w:t>
+            </w:r>
+            <w:r>
+              <w:rPr>
+                <w:b/>
+                <w:sz w:val="24"/>
+                <w:szCs w:val="24"/>
+              </w:rPr>
+              <w:t>别</w:t>
+            </w:r>
+          </w:p>
+        </w:tc>
+        <w:tc>
+          <w:tcPr>
+            <w:tcW w:w="2160" w:type="dxa"/>
+            <w:tcBorders>
+              <w:top w:val="single" w:sz="4" w:space="0" w:color="000000"/>
+              <w:left w:val="single" w:sz="4" w:space="0" w:color="000000"/>
+              <w:bottom w:val="single" w:sz="4" w:space="0" w:color="000000"/>
+              <w:right w:val="single" w:sz="4" w:space="0" w:color="000000"/>
+            </w:tcBorders>
+            <w:vAlign w:val="center"/>
+          </w:tcPr>
+          <w:p>
+            <w:pPr>
+              <w:spacing w:before="0" w:after="0" w:line="240" w:lineRule="auto"/>
+              <w:jc w:val="center"/>
+            </w:pPr>
+            <w:r/>
+            <w:r>
+              <w:rPr>
+                <w:rFonts w:ascii="Times New Roman" w:hAnsi="Times New Roman" w:eastAsia="宋体"/>
+                <w:b/>
+                <w:sz w:val="24"/>
+              </w:rPr>
+              <w:t>男</w:t>
+            </w:r>
+          </w:p>
+        </w:tc>
+        <w:tc>
+          <w:tcPr>
+            <w:tcW w:w="900" w:type="dxa"/>
             <w:tcBorders>
               <w:top w:val="single" w:sz="4" w:space="0" w:color="000000"/>
               <w:left w:val="single" w:sz="4" w:space="0" w:color="000000"/>
@@ -196,7 +270,6 @@
           <w:p>
             <w:pPr>
               <w:pStyle w:val="Normal"/>
-              <w:widowControl w:val="false"/>
               <w:spacing w:lineRule="auto" w:line="480"/>
               <w:jc w:val="center"/>
               <w:rPr>
@@ -212,7 +285,7 @@
                 <w:sz w:val="24"/>
                 <w:szCs w:val="24"/>
               </w:rPr>
-              <w:t>性</w:t>
+              <w:t>学</w:t>
             </w:r>
             <w:r>
               <w:rPr>
@@ -229,86 +302,6 @@
                 <w:sz w:val="24"/>
                 <w:szCs w:val="24"/>
               </w:rPr>
-              <w:t>别</w:t>
-            </w:r>
-          </w:p>
-        </w:tc>
-        <w:tc>
-          <w:tcPr>
-            <w:tcW w:w="2159" w:type="dxa"/>
-            <w:tcBorders>
-              <w:top w:val="single" w:sz="4" w:space="0" w:color="000000"/>
-              <w:left w:val="single" w:sz="4" w:space="0" w:color="000000"/>
-              <w:bottom w:val="single" w:sz="4" w:space="0" w:color="000000"/>
-              <w:right w:val="single" w:sz="4" w:space="0" w:color="000000"/>
-            </w:tcBorders>
-            <w:vAlign w:val="center"/>
-          </w:tcPr>
-          <w:p>
-            <w:pPr>
-              <w:pStyle w:val="Normal"/>
-              <w:widowControl w:val="false"/>
-              <w:spacing w:lineRule="auto" w:line="240" w:before="0" w:after="0"/>
-              <w:jc w:val="center"/>
-              <w:rPr/>
-            </w:pPr>
-            <w:r>
-              <w:rPr>
-                <w:rFonts w:ascii="Times New Roman" w:hAnsi="Times New Roman" w:eastAsia="宋体"/>
-                <w:b/>
-                <w:sz w:val="24"/>
-              </w:rPr>
-              <w:t>男</w:t>
-            </w:r>
-          </w:p>
-        </w:tc>
-        <w:tc>
-          <w:tcPr>
-            <w:tcW w:w="900" w:type="dxa"/>
-            <w:tcBorders>
-              <w:top w:val="single" w:sz="4" w:space="0" w:color="000000"/>
-              <w:left w:val="single" w:sz="4" w:space="0" w:color="000000"/>
-              <w:bottom w:val="single" w:sz="4" w:space="0" w:color="000000"/>
-              <w:right w:val="single" w:sz="4" w:space="0" w:color="000000"/>
-            </w:tcBorders>
-            <w:vAlign w:val="center"/>
-          </w:tcPr>
-          <w:p>
-            <w:pPr>
-              <w:pStyle w:val="Normal"/>
-              <w:widowControl w:val="false"/>
-              <w:spacing w:lineRule="auto" w:line="480"/>
-              <w:jc w:val="center"/>
-              <w:rPr>
-                <w:b/>
-                <w:b/>
-                <w:sz w:val="24"/>
-                <w:szCs w:val="24"/>
-              </w:rPr>
-            </w:pPr>
-            <w:r>
-              <w:rPr>
-                <w:b/>
-                <w:sz w:val="24"/>
-                <w:szCs w:val="24"/>
-              </w:rPr>
-              <w:t>学</w:t>
-            </w:r>
-            <w:r>
-              <w:rPr>
-                <w:rFonts w:eastAsia="Times New Roman"/>
-                <w:b/>
-                <w:sz w:val="24"/>
-                <w:szCs w:val="24"/>
-              </w:rPr>
-              <w:t xml:space="preserve"> </w:t>
-            </w:r>
-            <w:r>
-              <w:rPr>
-                <w:b/>
-                <w:sz w:val="24"/>
-                <w:szCs w:val="24"/>
-              </w:rPr>
               <w:t>号</w:t>
             </w:r>
           </w:p>
@@ -326,15 +319,13 @@
           </w:tcPr>
           <w:p>
             <w:pPr>
-              <w:pStyle w:val="Normal"/>
-              <w:widowControl w:val="false"/>
-              <w:spacing w:lineRule="auto" w:line="240" w:before="0" w:after="0"/>
-              <w:jc w:val="center"/>
-              <w:rPr/>
-            </w:pPr>
-            <w:r>
-              <w:rPr>
-                <w:rFonts w:eastAsia="宋体"/>
+              <w:spacing w:before="0" w:after="0" w:line="240" w:lineRule="auto"/>
+              <w:jc w:val="center"/>
+            </w:pPr>
+            <w:r/>
+            <w:r>
+              <w:rPr>
+                <w:rFonts w:ascii="Times New Roman" w:hAnsi="Times New Roman" w:eastAsia="宋体"/>
                 <w:b/>
                 <w:sz w:val="24"/>
               </w:rPr>
@@ -349,7 +340,7 @@
         </w:trPr>
         <w:tc>
           <w:tcPr>
-            <w:tcW w:w="1667" w:type="dxa"/>
+            <w:tcW w:w="1668" w:type="dxa"/>
             <w:tcBorders>
               <w:top w:val="single" w:sz="4" w:space="0" w:color="000000"/>
               <w:left w:val="single" w:sz="4" w:space="0" w:color="000000"/>
@@ -361,7 +352,6 @@
           <w:p>
             <w:pPr>
               <w:pStyle w:val="Normal"/>
-              <w:widowControl w:val="false"/>
               <w:spacing w:lineRule="auto" w:line="480"/>
               <w:jc w:val="center"/>
               <w:rPr>
@@ -411,25 +401,100 @@
           </w:tcPr>
           <w:p>
             <w:pPr>
+              <w:spacing w:before="0" w:after="0" w:line="240" w:lineRule="auto"/>
+              <w:jc w:val="center"/>
+            </w:pPr>
+            <w:r/>
+            <w:r>
+              <w:rPr>
+                <w:rFonts w:ascii="Times New Roman" w:hAnsi="Times New Roman" w:eastAsia="宋体"/>
+                <w:b/>
+                <w:sz w:val="24"/>
+              </w:rPr>
+              <w:t>软件院</w:t>
+            </w:r>
+          </w:p>
+        </w:tc>
+        <w:tc>
+          <w:tcPr>
+            <w:tcW w:w="900" w:type="dxa"/>
+            <w:tcBorders>
+              <w:top w:val="single" w:sz="4" w:space="0" w:color="000000"/>
+              <w:left w:val="single" w:sz="4" w:space="0" w:color="000000"/>
+              <w:bottom w:val="single" w:sz="4" w:space="0" w:color="000000"/>
+              <w:right w:val="single" w:sz="4" w:space="0" w:color="000000"/>
+            </w:tcBorders>
+            <w:vAlign w:val="center"/>
+          </w:tcPr>
+          <w:p>
+            <w:pPr>
               <w:pStyle w:val="Normal"/>
-              <w:widowControl w:val="false"/>
-              <w:spacing w:lineRule="auto" w:line="240" w:before="0" w:after="0"/>
-              <w:jc w:val="center"/>
-              <w:rPr/>
-            </w:pPr>
-            <w:r>
-              <w:rPr>
-                <w:rFonts w:ascii="Times New Roman" w:hAnsi="Times New Roman" w:eastAsia="宋体"/>
-                <w:b/>
-                <w:sz w:val="24"/>
-              </w:rPr>
-              <w:t>软件院</w:t>
-            </w:r>
-          </w:p>
-        </w:tc>
-        <w:tc>
-          <w:tcPr>
-            <w:tcW w:w="901" w:type="dxa"/>
+              <w:spacing w:lineRule="auto" w:line="480"/>
+              <w:jc w:val="center"/>
+              <w:rPr>
+                <w:b/>
+                <w:b/>
+                <w:sz w:val="24"/>
+                <w:szCs w:val="24"/>
+              </w:rPr>
+            </w:pPr>
+            <w:r>
+              <w:rPr>
+                <w:b/>
+                <w:sz w:val="24"/>
+                <w:szCs w:val="24"/>
+              </w:rPr>
+              <w:t>专</w:t>
+            </w:r>
+            <w:r>
+              <w:rPr>
+                <w:rFonts w:eastAsia="Times New Roman"/>
+                <w:b/>
+                <w:sz w:val="24"/>
+                <w:szCs w:val="24"/>
+              </w:rPr>
+              <w:t xml:space="preserve"> </w:t>
+            </w:r>
+            <w:r>
+              <w:rPr>
+                <w:b/>
+                <w:sz w:val="24"/>
+                <w:szCs w:val="24"/>
+              </w:rPr>
+              <w:t>业</w:t>
+            </w:r>
+          </w:p>
+        </w:tc>
+        <w:tc>
+          <w:tcPr>
+            <w:tcW w:w="2160" w:type="dxa"/>
+            <w:tcBorders>
+              <w:top w:val="single" w:sz="4" w:space="0" w:color="000000"/>
+              <w:left w:val="single" w:sz="4" w:space="0" w:color="000000"/>
+              <w:bottom w:val="single" w:sz="4" w:space="0" w:color="000000"/>
+              <w:right w:val="single" w:sz="4" w:space="0" w:color="000000"/>
+            </w:tcBorders>
+            <w:vAlign w:val="center"/>
+          </w:tcPr>
+          <w:p>
+            <w:pPr>
+              <w:spacing w:before="0" w:after="0" w:line="240" w:lineRule="auto"/>
+              <w:jc w:val="center"/>
+            </w:pPr>
+            <w:r/>
+            <w:r>
+              <w:rPr>
+                <w:rFonts w:ascii="Times New Roman" w:hAnsi="Times New Roman" w:eastAsia="宋体"/>
+                <w:b/>
+                <w:sz w:val="24"/>
+              </w:rPr>
+              <w:t>软件工程</w:t>
+            </w:r>
+          </w:p>
+        </w:tc>
+        <w:tc>
+          <w:tcPr>
+            <w:tcW w:w="900" w:type="dxa"/>
             <w:tcBorders>
               <w:top w:val="single" w:sz="4" w:space="0" w:color="000000"/>
               <w:left w:val="single" w:sz="4" w:space="0" w:color="000000"/>
@@ -441,7 +506,6 @@
           <w:p>
             <w:pPr>
               <w:pStyle w:val="Normal"/>
-              <w:widowControl w:val="false"/>
               <w:spacing w:lineRule="auto" w:line="480"/>
               <w:jc w:val="center"/>
               <w:rPr>
@@ -457,7 +521,7 @@
                 <w:sz w:val="24"/>
                 <w:szCs w:val="24"/>
               </w:rPr>
-              <w:t>专</w:t>
+              <w:t>班</w:t>
             </w:r>
             <w:r>
               <w:rPr>
@@ -474,86 +538,6 @@
                 <w:sz w:val="24"/>
                 <w:szCs w:val="24"/>
               </w:rPr>
-              <w:t>业</w:t>
-            </w:r>
-          </w:p>
-        </w:tc>
-        <w:tc>
-          <w:tcPr>
-            <w:tcW w:w="2159" w:type="dxa"/>
-            <w:tcBorders>
-              <w:top w:val="single" w:sz="4" w:space="0" w:color="000000"/>
-              <w:left w:val="single" w:sz="4" w:space="0" w:color="000000"/>
-              <w:bottom w:val="single" w:sz="4" w:space="0" w:color="000000"/>
-              <w:right w:val="single" w:sz="4" w:space="0" w:color="000000"/>
-            </w:tcBorders>
-            <w:vAlign w:val="center"/>
-          </w:tcPr>
-          <w:p>
-            <w:pPr>
-              <w:pStyle w:val="Normal"/>
-              <w:widowControl w:val="false"/>
-              <w:spacing w:lineRule="auto" w:line="240" w:before="0" w:after="0"/>
-              <w:jc w:val="center"/>
-              <w:rPr/>
-            </w:pPr>
-            <w:r>
-              <w:rPr>
-                <w:rFonts w:ascii="Times New Roman" w:hAnsi="Times New Roman" w:eastAsia="宋体"/>
-                <w:b/>
-                <w:sz w:val="24"/>
-              </w:rPr>
-              <w:t>软件工程</w:t>
-            </w:r>
-          </w:p>
-        </w:tc>
-        <w:tc>
-          <w:tcPr>
-            <w:tcW w:w="900" w:type="dxa"/>
-            <w:tcBorders>
-              <w:top w:val="single" w:sz="4" w:space="0" w:color="000000"/>
-              <w:left w:val="single" w:sz="4" w:space="0" w:color="000000"/>
-              <w:bottom w:val="single" w:sz="4" w:space="0" w:color="000000"/>
-              <w:right w:val="single" w:sz="4" w:space="0" w:color="000000"/>
-            </w:tcBorders>
-            <w:vAlign w:val="center"/>
-          </w:tcPr>
-          <w:p>
-            <w:pPr>
-              <w:pStyle w:val="Normal"/>
-              <w:widowControl w:val="false"/>
-              <w:spacing w:lineRule="auto" w:line="480"/>
-              <w:jc w:val="center"/>
-              <w:rPr>
-                <w:b/>
-                <w:b/>
-                <w:sz w:val="24"/>
-                <w:szCs w:val="24"/>
-              </w:rPr>
-            </w:pPr>
-            <w:r>
-              <w:rPr>
-                <w:b/>
-                <w:sz w:val="24"/>
-                <w:szCs w:val="24"/>
-              </w:rPr>
-              <w:t>班</w:t>
-            </w:r>
-            <w:r>
-              <w:rPr>
-                <w:rFonts w:eastAsia="Times New Roman"/>
-                <w:b/>
-                <w:sz w:val="24"/>
-                <w:szCs w:val="24"/>
-              </w:rPr>
-              <w:t xml:space="preserve"> </w:t>
-            </w:r>
-            <w:r>
-              <w:rPr>
-                <w:b/>
-                <w:sz w:val="24"/>
-                <w:szCs w:val="24"/>
-              </w:rPr>
               <w:t>级</w:t>
             </w:r>
           </w:p>
@@ -571,35 +555,17 @@
           </w:tcPr>
           <w:p>
             <w:pPr>
-              <w:pStyle w:val="Normal"/>
-              <w:widowControl w:val="false"/>
-              <w:spacing w:lineRule="auto" w:line="240" w:before="0" w:after="0"/>
-              <w:jc w:val="center"/>
-              <w:rPr/>
-            </w:pPr>
-            <w:r>
-              <w:rPr>
-                <w:rFonts w:ascii="Times New Roman" w:hAnsi="Times New Roman" w:eastAsia="宋体"/>
-                <w:b/>
-                <w:sz w:val="24"/>
-              </w:rPr>
-              <w:t>软件工程</w:t>
-            </w:r>
-            <w:r>
-              <w:rPr>
-                <w:rFonts w:eastAsia="宋体"/>
+              <w:spacing w:before="0" w:after="0" w:line="240" w:lineRule="auto"/>
+              <w:jc w:val="center"/>
+            </w:pPr>
+            <w:r/>
+            <w:r>
+              <w:rPr>
+                <w:rFonts w:ascii="Times New Roman" w:hAnsi="Times New Roman" w:eastAsia="宋体"/>
                 <w:b/>
                 <w:sz w:val="24"/>
               </w:rPr>
               <w:t>2206</w:t>
-            </w:r>
-            <w:r>
-              <w:rPr>
-                <w:rFonts w:ascii="Times New Roman" w:hAnsi="Times New Roman" w:eastAsia="宋体"/>
-                <w:b/>
-                <w:sz w:val="24"/>
-              </w:rPr>
-              <w:t>班</w:t>
             </w:r>
           </w:p>
         </w:tc>
@@ -610,7 +576,7 @@
         </w:trPr>
         <w:tc>
           <w:tcPr>
-            <w:tcW w:w="1667" w:type="dxa"/>
+            <w:tcW w:w="1668" w:type="dxa"/>
             <w:tcBorders>
               <w:top w:val="single" w:sz="4" w:space="0" w:color="000000"/>
               <w:left w:val="single" w:sz="4" w:space="0" w:color="000000"/>
@@ -622,7 +588,6 @@
           <w:p>
             <w:pPr>
               <w:pStyle w:val="Normal"/>
-              <w:widowControl w:val="false"/>
               <w:spacing w:lineRule="auto" w:line="480"/>
               <w:jc w:val="center"/>
               <w:rPr>
@@ -656,12 +621,10 @@
           </w:tcPr>
           <w:p>
             <w:pPr>
-              <w:pStyle w:val="Normal"/>
-              <w:widowControl w:val="false"/>
-              <w:spacing w:lineRule="auto" w:line="240" w:before="0" w:after="0"/>
-              <w:jc w:val="left"/>
-              <w:rPr/>
-            </w:pPr>
+              <w:spacing w:before="0" w:after="0" w:line="240" w:lineRule="auto"/>
+              <w:jc w:val="left"/>
+            </w:pPr>
+            <w:r/>
             <w:r>
               <w:rPr>
                 <w:rFonts w:ascii="Times New Roman" w:hAnsi="Times New Roman" w:eastAsia="宋体"/>
@@ -677,7 +640,7 @@
         <w:trPr/>
         <w:tc>
           <w:tcPr>
-            <w:tcW w:w="1667" w:type="dxa"/>
+            <w:tcW w:w="1668" w:type="dxa"/>
             <w:tcBorders>
               <w:top w:val="single" w:sz="4" w:space="0" w:color="000000"/>
               <w:left w:val="single" w:sz="4" w:space="0" w:color="000000"/>
@@ -689,7 +652,6 @@
           <w:p>
             <w:pPr>
               <w:pStyle w:val="Normal"/>
-              <w:widowControl w:val="false"/>
               <w:snapToGrid w:val="false"/>
               <w:spacing w:lineRule="exact" w:line="400"/>
               <w:jc w:val="center"/>
@@ -724,16 +686,14 @@
           </w:tcPr>
           <w:p>
             <w:pPr>
-              <w:pStyle w:val="Normal"/>
-              <w:widowControl w:val="false"/>
-              <w:spacing w:lineRule="auto" w:line="240" w:before="0" w:after="0"/>
-              <w:jc w:val="center"/>
-              <w:rPr/>
-            </w:pPr>
-            <w:r>
-              <w:rPr>
-                <w:rFonts w:ascii="Times New Roman" w:hAnsi="Times New Roman" w:eastAsia="宋体"/>
-                <w:b w:val="false"/>
+              <w:spacing w:before="0" w:after="0" w:line="240" w:lineRule="auto"/>
+              <w:jc w:val="center"/>
+            </w:pPr>
+            <w:r/>
+            <w:r>
+              <w:rPr>
+                <w:rFonts w:ascii="Times New Roman" w:hAnsi="Times New Roman" w:eastAsia="宋体"/>
+                <w:b w:val="0"/>
                 <w:sz w:val="24"/>
               </w:rPr>
               <w:t>基于微服务架构的高校智能选课系统设计与实现</w:t>
@@ -747,7 +707,7 @@
         </w:trPr>
         <w:tc>
           <w:tcPr>
-            <w:tcW w:w="1667" w:type="dxa"/>
+            <w:tcW w:w="1668" w:type="dxa"/>
             <w:tcBorders>
               <w:top w:val="single" w:sz="4" w:space="0" w:color="000000"/>
               <w:left w:val="single" w:sz="4" w:space="0" w:color="000000"/>
@@ -759,7 +719,6 @@
           <w:p>
             <w:pPr>
               <w:pStyle w:val="Normal"/>
-              <w:widowControl w:val="false"/>
               <w:snapToGrid w:val="false"/>
               <w:spacing w:lineRule="exact" w:line="400"/>
               <w:jc w:val="center"/>
@@ -782,7 +741,6 @@
           <w:p>
             <w:pPr>
               <w:pStyle w:val="Normal"/>
-              <w:widowControl w:val="false"/>
               <w:snapToGrid w:val="false"/>
               <w:spacing w:lineRule="exact" w:line="400"/>
               <w:jc w:val="center"/>
@@ -817,16 +775,14 @@
           </w:tcPr>
           <w:p>
             <w:pPr>
-              <w:pStyle w:val="Normal"/>
-              <w:widowControl w:val="false"/>
-              <w:spacing w:lineRule="auto" w:line="240" w:before="0" w:after="0"/>
-              <w:jc w:val="left"/>
-              <w:rPr/>
-            </w:pPr>
-            <w:r>
-              <w:rPr>
-                <w:rFonts w:ascii="Times New Roman" w:hAnsi="Times New Roman" w:eastAsia="宋体"/>
-                <w:b w:val="false"/>
+              <w:spacing w:before="0" w:after="0" w:line="240" w:lineRule="auto"/>
+              <w:jc w:val="left"/>
+            </w:pPr>
+            <w:r/>
+            <w:r>
+              <w:rPr>
+                <w:rFonts w:ascii="Times New Roman" w:hAnsi="Times New Roman" w:eastAsia="宋体"/>
+                <w:b w:val="0"/>
                 <w:sz w:val="24"/>
               </w:rPr>
               <w:t>本人郑重申明：本人所提交的本科毕业论文（设计）是本人在指导教师指导下独立进行研究、写作的成果，论文（设计）中所引用他人的无论以何种方式发布的文字、研究成果，均在论文（设计）中加以说明。</w:t>
@@ -834,16 +790,13 @@
           </w:p>
           <w:p>
             <w:pPr>
-              <w:pStyle w:val="Normal"/>
-              <w:widowControl w:val="false"/>
-              <w:spacing w:lineRule="auto" w:line="240" w:before="0" w:after="0"/>
-              <w:jc w:val="left"/>
-              <w:rPr/>
-            </w:pPr>
-            <w:r>
-              <w:rPr>
-                <w:rFonts w:ascii="Times New Roman" w:hAnsi="Times New Roman" w:eastAsia="宋体"/>
-                <w:b w:val="false"/>
+              <w:spacing w:before="0" w:after="0" w:line="240" w:lineRule="auto"/>
+              <w:jc w:val="left"/>
+            </w:pPr>
+            <w:r>
+              <w:rPr>
+                <w:rFonts w:ascii="Times New Roman" w:hAnsi="Times New Roman" w:eastAsia="宋体"/>
+                <w:b w:val="0"/>
                 <w:sz w:val="24"/>
               </w:rPr>
               <w:t>本论文（设计）和资料若有不实之处，本人将承担一切相关责任。</w:t>
@@ -851,67 +804,16 @@
           </w:p>
           <w:p>
             <w:pPr>
-              <w:pStyle w:val="Normal"/>
-              <w:widowControl w:val="false"/>
-              <w:spacing w:lineRule="auto" w:line="240" w:before="0" w:after="0"/>
-              <w:jc w:val="left"/>
-              <w:rPr/>
-            </w:pPr>
-            <w:r>
-              <w:rPr>
-                <w:rFonts w:ascii="Times New Roman" w:hAnsi="Times New Roman" w:eastAsia="宋体"/>
-                <w:b w:val="false"/>
-                <w:sz w:val="24"/>
-              </w:rPr>
-              <w:t xml:space="preserve">　　作者签名：  彭益举　　　　　　　　　　　　　　　时间： </w:t>
-            </w:r>
-            <w:r>
-              <w:rPr>
-                <w:rFonts w:eastAsia="宋体"/>
-                <w:b w:val="false"/>
-                <w:sz w:val="24"/>
-              </w:rPr>
-              <w:t xml:space="preserve">2026 </w:t>
-            </w:r>
-            <w:r>
-              <w:rPr>
-                <w:rFonts w:ascii="Times New Roman" w:hAnsi="Times New Roman" w:eastAsia="宋体"/>
-                <w:b w:val="false"/>
-                <w:sz w:val="24"/>
-              </w:rPr>
-              <w:t xml:space="preserve">年 </w:t>
-            </w:r>
-            <w:r>
-              <w:rPr>
-                <w:rFonts w:eastAsia="宋体"/>
-                <w:b w:val="false"/>
-                <w:sz w:val="24"/>
-              </w:rPr>
-              <w:t xml:space="preserve">4 </w:t>
-            </w:r>
-            <w:r>
-              <w:rPr>
-                <w:rFonts w:ascii="Times New Roman" w:hAnsi="Times New Roman" w:eastAsia="宋体"/>
-                <w:b w:val="false"/>
-                <w:sz w:val="24"/>
-              </w:rPr>
-              <w:t xml:space="preserve">月 </w:t>
-            </w:r>
-            <w:r>
-              <w:rPr>
-                <w:rFonts w:eastAsia="宋体"/>
-                <w:b w:val="false"/>
-                <w:sz w:val="24"/>
-              </w:rPr>
-              <w:t xml:space="preserve">6 </w:t>
-            </w:r>
-            <w:r>
-              <w:rPr>
-                <w:rFonts w:ascii="Times New Roman" w:hAnsi="Times New Roman" w:eastAsia="宋体"/>
-                <w:b w:val="false"/>
-                <w:sz w:val="24"/>
-              </w:rPr>
-              <w:t>日</w:t>
+              <w:spacing w:before="0" w:after="0" w:line="240" w:lineRule="auto"/>
+              <w:jc w:val="left"/>
+            </w:pPr>
+            <w:r>
+              <w:rPr>
+                <w:rFonts w:ascii="Times New Roman" w:hAnsi="Times New Roman" w:eastAsia="宋体"/>
+                <w:b w:val="0"/>
+                <w:sz w:val="24"/>
+              </w:rPr>
+              <w:t xml:space="preserve">　　作者签名：  彭益举　　　　　　　　　　　　　　　时间： 2026 年 4 月 10 日</w:t>
             </w:r>
           </w:p>
         </w:tc>
@@ -922,7 +824,7 @@
         </w:trPr>
         <w:tc>
           <w:tcPr>
-            <w:tcW w:w="1667" w:type="dxa"/>
+            <w:tcW w:w="1668" w:type="dxa"/>
             <w:tcBorders>
               <w:top w:val="single" w:sz="4" w:space="0" w:color="000000"/>
               <w:left w:val="single" w:sz="4" w:space="0" w:color="000000"/>
@@ -934,7 +836,6 @@
           <w:p>
             <w:pPr>
               <w:pStyle w:val="Normal"/>
-              <w:widowControl w:val="false"/>
               <w:snapToGrid w:val="false"/>
               <w:spacing w:lineRule="exact" w:line="400"/>
               <w:jc w:val="left"/>
@@ -968,16 +869,14 @@
           </w:tcPr>
           <w:p>
             <w:pPr>
-              <w:pStyle w:val="Normal"/>
-              <w:widowControl w:val="false"/>
-              <w:spacing w:lineRule="auto" w:line="240" w:before="0" w:after="0"/>
-              <w:jc w:val="left"/>
-              <w:rPr/>
-            </w:pPr>
-            <w:r>
-              <w:rPr>
-                <w:rFonts w:ascii="Times New Roman" w:hAnsi="Times New Roman" w:eastAsia="宋体"/>
-                <w:b w:val="false"/>
+              <w:spacing w:before="0" w:after="0" w:line="240" w:lineRule="auto"/>
+              <w:jc w:val="left"/>
+            </w:pPr>
+            <w:r/>
+            <w:r>
+              <w:rPr>
+                <w:rFonts w:ascii="Times New Roman" w:hAnsi="Times New Roman" w:eastAsia="宋体"/>
+                <w:b w:val="0"/>
                 <w:sz w:val="24"/>
               </w:rPr>
               <w:t>已完成的研究内容：</w:t>
@@ -985,66 +884,41 @@
           </w:p>
           <w:p>
             <w:pPr>
-              <w:pStyle w:val="Normal"/>
-              <w:widowControl w:val="false"/>
-              <w:spacing w:lineRule="auto" w:line="240" w:before="0" w:after="0"/>
-              <w:jc w:val="left"/>
-              <w:rPr/>
-            </w:pPr>
-            <w:r>
-              <w:rPr>
-                <w:rFonts w:eastAsia="宋体"/>
-                <w:b w:val="false"/>
-                <w:sz w:val="24"/>
-              </w:rPr>
-              <w:t>1</w:t>
-            </w:r>
-            <w:r>
-              <w:rPr>
-                <w:rFonts w:ascii="Times New Roman" w:hAnsi="Times New Roman" w:eastAsia="宋体"/>
-                <w:b w:val="false"/>
-                <w:sz w:val="24"/>
-              </w:rPr>
-              <w:t>）围绕“基于微服务架构的高校智能选课系统设计与实现”完成了文献调研、需求分析、总体架构设计、数据库设计和开发环境搭建，明确系统围绕高并发选课、课程推荐、冲突检测和消息通知展开。</w:t>
-            </w:r>
-          </w:p>
-          <w:p>
-            <w:pPr>
-              <w:pStyle w:val="Normal"/>
-              <w:widowControl w:val="false"/>
-              <w:spacing w:lineRule="auto" w:line="240" w:before="0" w:after="0"/>
-              <w:jc w:val="left"/>
-              <w:rPr/>
-            </w:pPr>
-            <w:r>
-              <w:rPr>
-                <w:rFonts w:eastAsia="宋体"/>
-                <w:b w:val="false"/>
-                <w:sz w:val="24"/>
-              </w:rPr>
-              <w:t>2</w:t>
-            </w:r>
-            <w:r>
-              <w:rPr>
-                <w:rFonts w:ascii="Times New Roman" w:hAnsi="Times New Roman" w:eastAsia="宋体"/>
-                <w:b w:val="false"/>
-                <w:sz w:val="24"/>
-              </w:rPr>
-              <w:t>）已完成学生端与管理员端主要功能开发及联调，包括统一登录、课程查询、选课处理、课程表、消息中心、学生管理、课程审核和教师管理等模块。</w:t>
-            </w:r>
-          </w:p>
-          <w:p>
-            <w:pPr>
-              <w:pStyle w:val="Normal"/>
-              <w:widowControl w:val="false"/>
-              <w:spacing w:lineRule="auto" w:line="240" w:before="0" w:after="0"/>
-              <w:jc w:val="left"/>
-              <w:rPr/>
-            </w:pPr>
-            <w:r>
-              <w:rPr>
-                <w:rFonts w:ascii="Times New Roman" w:hAnsi="Times New Roman" w:eastAsia="宋体"/>
-                <w:b w:val="false"/>
+              <w:spacing w:before="0" w:after="0" w:line="240" w:lineRule="auto"/>
+              <w:jc w:val="left"/>
+            </w:pPr>
+            <w:r>
+              <w:rPr>
+                <w:rFonts w:ascii="Times New Roman" w:hAnsi="Times New Roman" w:eastAsia="宋体"/>
+                <w:b w:val="0"/>
+                <w:sz w:val="24"/>
+              </w:rPr>
+              <w:t>1）围绕“基于微服务架构的高校智能选课系统设计与实现”完成了文献调研、需求分析、总体架构设计、数据库设计和开发环境搭建，明确系统围绕高并发选课、课程推荐、冲突检测和消息通知展开。</w:t>
+            </w:r>
+          </w:p>
+          <w:p>
+            <w:pPr>
+              <w:spacing w:before="0" w:after="0" w:line="240" w:lineRule="auto"/>
+              <w:jc w:val="left"/>
+            </w:pPr>
+            <w:r>
+              <w:rPr>
+                <w:rFonts w:ascii="Times New Roman" w:hAnsi="Times New Roman" w:eastAsia="宋体"/>
+                <w:b w:val="0"/>
+                <w:sz w:val="24"/>
+              </w:rPr>
+              <w:t>2）已完成学生端与管理员端主要功能开发及联调，包括统一登录、课程查询、选课处理、课程表、消息中心、学生管理、课程审核和教师管理等模块。</w:t>
+            </w:r>
+          </w:p>
+          <w:p>
+            <w:pPr>
+              <w:spacing w:before="0" w:after="0" w:line="240" w:lineRule="auto"/>
+              <w:jc w:val="left"/>
+            </w:pPr>
+            <w:r>
+              <w:rPr>
+                <w:rFonts w:ascii="Times New Roman" w:hAnsi="Times New Roman" w:eastAsia="宋体"/>
+                <w:b w:val="0"/>
                 <w:sz w:val="24"/>
               </w:rPr>
               <w:t>所取得阶段性成果：</w:t>
@@ -1052,16 +926,13 @@
           </w:p>
           <w:p>
             <w:pPr>
-              <w:pStyle w:val="Normal"/>
-              <w:widowControl w:val="false"/>
-              <w:spacing w:lineRule="auto" w:line="240" w:before="0" w:after="0"/>
-              <w:jc w:val="left"/>
-              <w:rPr/>
-            </w:pPr>
-            <w:r>
-              <w:rPr>
-                <w:rFonts w:ascii="Times New Roman" w:hAnsi="Times New Roman" w:eastAsia="宋体"/>
-                <w:b w:val="false"/>
+              <w:spacing w:before="0" w:after="0" w:line="240" w:lineRule="auto"/>
+              <w:jc w:val="left"/>
+            </w:pPr>
+            <w:r>
+              <w:rPr>
+                <w:rFonts w:ascii="Times New Roman" w:hAnsi="Times New Roman" w:eastAsia="宋体"/>
+                <w:b w:val="0"/>
                 <w:sz w:val="24"/>
               </w:rPr>
               <w:t>系统已形成从登录鉴权、课程查询到选课处理和结果通知的基本业务闭环，并已完成论文前期章节撰写，整理了系统截图与测试基础材料。</w:t>
@@ -1069,16 +940,13 @@
           </w:p>
           <w:p>
             <w:pPr>
-              <w:pStyle w:val="Normal"/>
-              <w:widowControl w:val="false"/>
-              <w:spacing w:lineRule="auto" w:line="240" w:before="0" w:after="0"/>
-              <w:jc w:val="left"/>
-              <w:rPr/>
-            </w:pPr>
-            <w:r>
-              <w:rPr>
-                <w:rFonts w:ascii="Times New Roman" w:hAnsi="Times New Roman" w:eastAsia="宋体"/>
-                <w:b w:val="false"/>
+              <w:spacing w:before="0" w:after="0" w:line="240" w:lineRule="auto"/>
+              <w:jc w:val="left"/>
+            </w:pPr>
+            <w:r>
+              <w:rPr>
+                <w:rFonts w:ascii="Times New Roman" w:hAnsi="Times New Roman" w:eastAsia="宋体"/>
+                <w:b w:val="0"/>
                 <w:sz w:val="24"/>
               </w:rPr>
               <w:t>下一步工作计划和研究内容：</w:t>
@@ -1086,67 +954,16 @@
           </w:p>
           <w:p>
             <w:pPr>
-              <w:pStyle w:val="Normal"/>
-              <w:widowControl w:val="false"/>
-              <w:spacing w:lineRule="auto" w:line="240" w:before="0" w:after="0"/>
-              <w:jc w:val="left"/>
-              <w:rPr/>
-            </w:pPr>
-            <w:r>
-              <w:rPr>
-                <w:rFonts w:ascii="Times New Roman" w:hAnsi="Times New Roman" w:eastAsia="宋体"/>
-                <w:b w:val="false"/>
-                <w:sz w:val="24"/>
-              </w:rPr>
-              <w:t xml:space="preserve">继续开展 </w:t>
-            </w:r>
-            <w:r>
-              <w:rPr>
-                <w:rFonts w:eastAsia="宋体"/>
-                <w:b w:val="false"/>
-                <w:sz w:val="24"/>
-              </w:rPr>
-              <w:t xml:space="preserve">Postman </w:t>
-            </w:r>
-            <w:r>
-              <w:rPr>
-                <w:rFonts w:ascii="Times New Roman" w:hAnsi="Times New Roman" w:eastAsia="宋体"/>
-                <w:b w:val="false"/>
-                <w:sz w:val="24"/>
-              </w:rPr>
-              <w:t xml:space="preserve">或 </w:t>
-            </w:r>
-            <w:r>
-              <w:rPr>
-                <w:rFonts w:eastAsia="宋体"/>
-                <w:b w:val="false"/>
-                <w:sz w:val="24"/>
-              </w:rPr>
-              <w:t xml:space="preserve">Apifox </w:t>
-            </w:r>
-            <w:r>
-              <w:rPr>
-                <w:rFonts w:ascii="Times New Roman" w:hAnsi="Times New Roman" w:eastAsia="宋体"/>
-                <w:b w:val="false"/>
-                <w:sz w:val="24"/>
-              </w:rPr>
-              <w:t xml:space="preserve">接口测试与 </w:t>
-            </w:r>
-            <w:r>
-              <w:rPr>
-                <w:rFonts w:eastAsia="宋体"/>
-                <w:b w:val="false"/>
-                <w:sz w:val="24"/>
-              </w:rPr>
-              <w:t xml:space="preserve">JMeter </w:t>
-            </w:r>
-            <w:r>
-              <w:rPr>
-                <w:rFonts w:ascii="Times New Roman" w:hAnsi="Times New Roman" w:eastAsia="宋体"/>
-                <w:b w:val="false"/>
-                <w:sz w:val="24"/>
-              </w:rPr>
-              <w:t>压力测试，补充平均响应时间、吞吐量、错误率等量化指标，并同步完成论文后续章节、格式校对和答辩材料整理，形成最终定稿。</w:t>
+              <w:spacing w:before="0" w:after="0" w:line="240" w:lineRule="auto"/>
+              <w:jc w:val="left"/>
+            </w:pPr>
+            <w:r>
+              <w:rPr>
+                <w:rFonts w:ascii="Times New Roman" w:hAnsi="Times New Roman" w:eastAsia="宋体"/>
+                <w:b w:val="0"/>
+                <w:sz w:val="24"/>
+              </w:rPr>
+              <w:t>继续开展 Postman 或 Apifox 接口测试与 JMeter 压力测试，补充平均响应时间、吞吐量、错误率等量化指标，并同步完成论文后续章节、格式校对和答辩材料整理，形成最终定稿。</w:t>
             </w:r>
           </w:p>
         </w:tc>
@@ -1157,7 +974,7 @@
         </w:trPr>
         <w:tc>
           <w:tcPr>
-            <w:tcW w:w="1667" w:type="dxa"/>
+            <w:tcW w:w="1668" w:type="dxa"/>
             <w:tcBorders>
               <w:top w:val="single" w:sz="4" w:space="0" w:color="000000"/>
               <w:left w:val="single" w:sz="4" w:space="0" w:color="000000"/>
@@ -1169,7 +986,6 @@
           <w:p>
             <w:pPr>
               <w:pStyle w:val="Normal"/>
-              <w:widowControl w:val="false"/>
               <w:snapToGrid w:val="false"/>
               <w:spacing w:lineRule="exact" w:line="400"/>
               <w:jc w:val="center"/>
@@ -1203,28 +1019,27 @@
           </w:tcPr>
           <w:p>
             <w:pPr>
-              <w:pStyle w:val="Normal"/>
-              <w:widowControl w:val="false"/>
-              <w:spacing w:lineRule="auto" w:line="240" w:before="0" w:after="0"/>
-              <w:jc w:val="left"/>
-              <w:rPr/>
-            </w:pPr>
-            <w:r>
-              <w:rPr/>
-            </w:r>
-          </w:p>
-          <w:p>
-            <w:pPr>
-              <w:pStyle w:val="Normal"/>
-              <w:widowControl w:val="false"/>
-              <w:spacing w:lineRule="auto" w:line="240" w:before="0" w:after="0"/>
-              <w:jc w:val="left"/>
-              <w:rPr/>
-            </w:pPr>
-            <w:r>
-              <w:rPr>
-                <w:rFonts w:ascii="Times New Roman" w:hAnsi="Times New Roman" w:eastAsia="宋体"/>
-                <w:b w:val="false"/>
+              <w:spacing w:before="0" w:after="0" w:line="240" w:lineRule="auto"/>
+              <w:jc w:val="left"/>
+            </w:pPr>
+            <w:r/>
+            <w:r>
+              <w:rPr>
+                <w:rFonts w:ascii="Times New Roman" w:hAnsi="Times New Roman" w:eastAsia="宋体"/>
+                <w:b w:val="0"/>
+                <w:sz w:val="24"/>
+              </w:rPr>
+            </w:r>
+          </w:p>
+          <w:p>
+            <w:pPr>
+              <w:spacing w:before="0" w:after="0" w:line="240" w:lineRule="auto"/>
+              <w:jc w:val="left"/>
+            </w:pPr>
+            <w:r>
+              <w:rPr>
+                <w:rFonts w:ascii="Times New Roman" w:hAnsi="Times New Roman" w:eastAsia="宋体"/>
+                <w:b w:val="0"/>
                 <w:sz w:val="24"/>
               </w:rPr>
               <w:t>指导教师（签名）：</w:t>
@@ -1232,16 +1047,13 @@
           </w:p>
           <w:p>
             <w:pPr>
-              <w:pStyle w:val="Normal"/>
-              <w:widowControl w:val="false"/>
-              <w:spacing w:lineRule="auto" w:line="240" w:before="0" w:after="0"/>
-              <w:jc w:val="left"/>
-              <w:rPr/>
-            </w:pPr>
-            <w:r>
-              <w:rPr>
-                <w:rFonts w:ascii="Times New Roman" w:hAnsi="Times New Roman" w:eastAsia="宋体"/>
-                <w:b w:val="false"/>
+              <w:spacing w:before="0" w:after="0" w:line="240" w:lineRule="auto"/>
+              <w:jc w:val="left"/>
+            </w:pPr>
+            <w:r>
+              <w:rPr>
+                <w:rFonts w:ascii="Times New Roman" w:hAnsi="Times New Roman" w:eastAsia="宋体"/>
+                <w:b w:val="0"/>
                 <w:sz w:val="24"/>
               </w:rPr>
               <w:t>时间：    年     月     日</w:t>
@@ -1255,7 +1067,7 @@
         </w:trPr>
         <w:tc>
           <w:tcPr>
-            <w:tcW w:w="1667" w:type="dxa"/>
+            <w:tcW w:w="1668" w:type="dxa"/>
             <w:tcBorders>
               <w:top w:val="single" w:sz="4" w:space="0" w:color="000000"/>
               <w:left w:val="single" w:sz="4" w:space="0" w:color="000000"/>
@@ -1267,7 +1079,6 @@
           <w:p>
             <w:pPr>
               <w:pStyle w:val="Normal"/>
-              <w:widowControl w:val="false"/>
               <w:snapToGrid w:val="false"/>
               <w:spacing w:lineRule="exact" w:line="400"/>
               <w:jc w:val="center"/>
@@ -1301,16 +1112,14 @@
           </w:tcPr>
           <w:p>
             <w:pPr>
-              <w:pStyle w:val="Normal"/>
-              <w:widowControl w:val="false"/>
-              <w:spacing w:lineRule="auto" w:line="240" w:before="0" w:after="0"/>
-              <w:jc w:val="left"/>
-              <w:rPr/>
-            </w:pPr>
-            <w:r>
-              <w:rPr>
-                <w:rFonts w:ascii="Times New Roman" w:hAnsi="Times New Roman" w:eastAsia="宋体"/>
-                <w:b w:val="false"/>
+              <w:spacing w:before="0" w:after="0" w:line="240" w:lineRule="auto"/>
+              <w:jc w:val="left"/>
+            </w:pPr>
+            <w:r/>
+            <w:r>
+              <w:rPr>
+                <w:rFonts w:ascii="Times New Roman" w:hAnsi="Times New Roman" w:eastAsia="宋体"/>
+                <w:b w:val="0"/>
                 <w:sz w:val="24"/>
               </w:rPr>
               <w:t>审查结果：通过（    ）           不通过（    ）</w:t>
@@ -1318,28 +1127,26 @@
           </w:p>
           <w:p>
             <w:pPr>
-              <w:pStyle w:val="Normal"/>
-              <w:widowControl w:val="false"/>
-              <w:spacing w:lineRule="auto" w:line="240" w:before="0" w:after="0"/>
-              <w:jc w:val="left"/>
-              <w:rPr/>
-            </w:pPr>
-            <w:r>
-              <w:rPr/>
-            </w:r>
-          </w:p>
-          <w:p>
-            <w:pPr>
-              <w:pStyle w:val="Normal"/>
-              <w:widowControl w:val="false"/>
-              <w:spacing w:lineRule="auto" w:line="240" w:before="0" w:after="0"/>
-              <w:jc w:val="left"/>
-              <w:rPr/>
-            </w:pPr>
-            <w:r>
-              <w:rPr>
-                <w:rFonts w:ascii="Times New Roman" w:hAnsi="Times New Roman" w:eastAsia="宋体"/>
-                <w:b w:val="false"/>
+              <w:spacing w:before="0" w:after="0" w:line="240" w:lineRule="auto"/>
+              <w:jc w:val="left"/>
+            </w:pPr>
+            <w:r>
+              <w:rPr>
+                <w:rFonts w:ascii="Times New Roman" w:hAnsi="Times New Roman" w:eastAsia="宋体"/>
+                <w:b w:val="0"/>
+                <w:sz w:val="24"/>
+              </w:rPr>
+            </w:r>
+          </w:p>
+          <w:p>
+            <w:pPr>
+              <w:spacing w:before="0" w:after="0" w:line="240" w:lineRule="auto"/>
+              <w:jc w:val="left"/>
+            </w:pPr>
+            <w:r>
+              <w:rPr>
+                <w:rFonts w:ascii="Times New Roman" w:hAnsi="Times New Roman" w:eastAsia="宋体"/>
+                <w:b w:val="0"/>
                 <w:sz w:val="24"/>
               </w:rPr>
               <w:t>注：以上结果请在括号内打√</w:t>
@@ -1347,16 +1154,13 @@
           </w:p>
           <w:p>
             <w:pPr>
-              <w:pStyle w:val="Normal"/>
-              <w:widowControl w:val="false"/>
-              <w:spacing w:lineRule="auto" w:line="240" w:before="0" w:after="0"/>
-              <w:jc w:val="left"/>
-              <w:rPr/>
-            </w:pPr>
-            <w:r>
-              <w:rPr>
-                <w:rFonts w:ascii="Times New Roman" w:hAnsi="Times New Roman" w:eastAsia="宋体"/>
-                <w:b w:val="false"/>
+              <w:spacing w:before="0" w:after="0" w:line="240" w:lineRule="auto"/>
+              <w:jc w:val="left"/>
+            </w:pPr>
+            <w:r>
+              <w:rPr>
+                <w:rFonts w:ascii="Times New Roman" w:hAnsi="Times New Roman" w:eastAsia="宋体"/>
+                <w:b w:val="0"/>
                 <w:sz w:val="24"/>
               </w:rPr>
               <w:t>指导教师（签名）：</w:t>
@@ -1364,16 +1168,13 @@
           </w:p>
           <w:p>
             <w:pPr>
-              <w:pStyle w:val="Normal"/>
-              <w:widowControl w:val="false"/>
-              <w:spacing w:lineRule="auto" w:line="240" w:before="0" w:after="0"/>
-              <w:jc w:val="left"/>
-              <w:rPr/>
-            </w:pPr>
-            <w:r>
-              <w:rPr>
-                <w:rFonts w:ascii="Times New Roman" w:hAnsi="Times New Roman" w:eastAsia="宋体"/>
-                <w:b w:val="false"/>
+              <w:spacing w:before="0" w:after="0" w:line="240" w:lineRule="auto"/>
+              <w:jc w:val="left"/>
+            </w:pPr>
+            <w:r>
+              <w:rPr>
+                <w:rFonts w:ascii="Times New Roman" w:hAnsi="Times New Roman" w:eastAsia="宋体"/>
+                <w:b w:val="0"/>
                 <w:sz w:val="24"/>
               </w:rPr>
               <w:t>时           间：</w:t>
@@ -1418,7 +1219,7 @@
   <w:docDefaults>
     <w:rPrDefault>
       <w:rPr>
-        <w:rFonts w:ascii="Liberation Serif" w:hAnsi="Liberation Serif" w:eastAsia="Noto Serif CJK SC" w:cs="Lohit Devanagari"/>
+        <w:rFonts w:ascii="Liberation Serif" w:hAnsi="Liberation Serif" w:eastAsia="Noto Serif CJK SC" w:cs="Noto Sans CJK SC"/>
         <w:sz w:val="24"/>
         <w:szCs w:val="24"/>
         <w:lang w:val="en-US" w:eastAsia="zh-CN" w:bidi="hi-IN"/>
@@ -1436,9 +1237,7 @@
     <w:qFormat/>
     <w:pPr>
       <w:widowControl w:val="false"/>
-      <w:suppressAutoHyphens w:val="true"/>
       <w:bidi w:val="0"/>
-      <w:spacing w:before="0" w:after="0"/>
       <w:jc w:val="both"/>
     </w:pPr>
     <w:rPr>
@@ -1483,7 +1282,7 @@
       <w:spacing w:before="240" w:after="120"/>
     </w:pPr>
     <w:rPr>
-      <w:rFonts w:ascii="Liberation Sans" w:hAnsi="Liberation Sans" w:eastAsia="Noto Sans CJK SC" w:cs="Lohit Devanagari"/>
+      <w:rFonts w:ascii="Liberation Sans" w:hAnsi="Liberation Sans" w:eastAsia="Noto Sans CJK SC" w:cs="Noto Sans CJK SC"/>
       <w:sz w:val="28"/>
       <w:szCs w:val="28"/>
     </w:rPr>
@@ -1501,7 +1300,7 @@
     <w:basedOn w:val="TextBody"/>
     <w:pPr/>
     <w:rPr>
-      <w:rFonts w:cs="Lohit Devanagari"/>
+      <w:rFonts w:cs="Noto Sans CJK SC"/>
     </w:rPr>
   </w:style>
   <w:style w:type="paragraph" w:styleId="Caption">
@@ -1513,7 +1312,7 @@
       <w:spacing w:before="120" w:after="120"/>
     </w:pPr>
     <w:rPr>
-      <w:rFonts w:cs="Lohit Devanagari"/>
+      <w:rFonts w:cs="Noto Sans CJK SC"/>
       <w:i/>
       <w:iCs/>
       <w:sz w:val="24"/>
@@ -1528,7 +1327,7 @@
       <w:suppressLineNumbers/>
     </w:pPr>
     <w:rPr>
-      <w:rFonts w:cs="Lohit Devanagari"/>
+      <w:rFonts w:cs="Noto Sans CJK SC"/>
     </w:rPr>
   </w:style>
   <w:style w:type="paragraph" w:styleId="2">
